--- a/_29_EXPERIENCES__STRANGER_THINGS_CATALYST.docx
+++ b/_29_EXPERIENCES__STRANGER_THINGS_CATALYST.docx
@@ -4,7 +4,147 @@
   <w:body>
     <w:p>
       <w:r>
-        <w:t xml:space="preserve">*29_EXPERIENCES__STRANGER_THINGS_CATALYST*</w:t>
+        <w:t>*29_EXPERIENCES__STRANGER_THINGS_CATALYST*</w:t>
+      </w:r>
+    </w:p>
+    <w:p>
+      <w:r>
+        <w:t>*Purpose*</w:t>
+      </w:r>
+    </w:p>
+    <w:p>
+      <w:r>
+        <w:t>Defines how Apollo answers questions specifically about Stranger Things: Catalyst, including operations, safety, mechanics, and Child Mode.</w:t>
+      </w:r>
+    </w:p>
+    <w:p>
+      <w:r>
+        <w:t>*Oasis SOP*</w:t>
+      </w:r>
+    </w:p>
+    <w:p>
+      <w:r>
+        <w:t>&lt;https://sites.google.com/sandboxvr.com/theoasis/home/store-operations/guest-centric-operationally-sound/experiences/stranger-things-catalyst|Stranger Things: Catalyst SOP on Oasis&gt;</w:t>
+      </w:r>
+    </w:p>
+    <w:p>
+      <w:r>
+        <w:t>*Experience Overview*</w:t>
+      </w:r>
+    </w:p>
+    <w:p>
+      <w:r>
+        <w:t>- Sandbox VR's third Netflix collaboration. Guests play as test subjects escaping Hawkins National Laboratory and defeating enemies from the Upside Down using telekinetic abilities.</w:t>
+      </w:r>
+    </w:p>
+    <w:p>
+      <w:r>
+        <w:t>- Enemies include Mind Flayers, Demogorgons, and Demobats. Key locations include the Upside Down and Hawkins National Laboratory.</w:t>
+      </w:r>
+    </w:p>
+    <w:p>
+      <w:r>
+        <w:t>- If a guest is eliminated, they automatically revive after a few seconds. No action needed from players or the guide.</w:t>
+      </w:r>
+    </w:p>
+    <w:p>
+      <w:r>
+        <w:t>*Child Mode (Confirmed)*</w:t>
+      </w:r>
+    </w:p>
+    <w:p>
+      <w:r>
+        <w:t>- Stranger Things: Catalyst HAS a Child Mode.</w:t>
+      </w:r>
+    </w:p>
+    <w:p>
+      <w:r>
+        <w:t>- Activated in the Session Setup screen.</w:t>
+      </w:r>
+    </w:p>
+    <w:p>
+      <w:r>
+        <w:t>- Enemy blood is green.</w:t>
+      </w:r>
+    </w:p>
+    <w:p>
+      <w:r>
+        <w:t>- NPC blood is disabled.</w:t>
+      </w:r>
+    </w:p>
+    <w:p>
+      <w:r>
+        <w:t>- Voice-over lines are adjusted to replace profanity.</w:t>
+      </w:r>
+    </w:p>
+    <w:p>
+      <w:r>
+        <w:t>*When NOT to Use*</w:t>
+      </w:r>
+    </w:p>
+    <w:p>
+      <w:r>
+        <w:t>- Child Mode is a per-experience setting. Do not assume its behavior matches Dragonfire or Deadwood Valley — each experience's Child Mode differs. Verify against the specific experience SOP.</w:t>
+      </w:r>
+    </w:p>
+    <w:p>
+      <w:r>
+        <w:t>*Operations*</w:t>
+      </w:r>
+    </w:p>
+    <w:p>
+      <w:r>
+        <w:t>- Guests select from six avatars. No gameplay differences between avatars — visual only.</w:t>
+      </w:r>
+    </w:p>
+    <w:p>
+      <w:r>
+        <w:t>- The iPad plays audio effects during avatar selection. Ensure iPad volume is at max during selection.</w:t>
+      </w:r>
+    </w:p>
+    <w:p>
+      <w:r>
+        <w:t>*DO NOT Rules*</w:t>
+      </w:r>
+    </w:p>
+    <w:p>
+      <w:r>
+        <w:t>- DO NOT claim Stranger Things: Catalyst has no Child Mode. It has a confirmed Child Mode toggled in the Session Setup screen.</w:t>
+      </w:r>
+    </w:p>
+    <w:p>
+      <w:r>
+        <w:t>- DO NOT generalize Child Safe Mode availability across experiences — it differs per experience and must be verified against each experience SOP.</w:t>
+      </w:r>
+    </w:p>
+    <w:p>
+      <w:r>
+        <w:t>*Trigger Phrases*</w:t>
+      </w:r>
+    </w:p>
+    <w:p>
+      <w:r>
+        <w:t>- Stranger Things child safe mode</w:t>
+      </w:r>
+    </w:p>
+    <w:p>
+      <w:r>
+        <w:t>- Stranger Things child mode</w:t>
+      </w:r>
+    </w:p>
+    <w:p>
+      <w:r>
+        <w:t>- does Stranger Things have a kid mode</w:t>
+      </w:r>
+    </w:p>
+    <w:p>
+      <w:r>
+        <w:t>- Stranger Things green blood</w:t>
+      </w:r>
+    </w:p>
+    <w:p>
+      <w:r>
+        <w:t>- Stranger Things Catalyst content settings</w:t>
       </w:r>
     </w:p>
     <w:p>
